--- a/therapy-protocols/Shoulder-Proximal-Humerus-ORIF.docx
+++ b/therapy-protocols/Shoulder-Proximal-Humerus-ORIF.docx
@@ -4,7 +4,7 @@
   <w:body>
     <w:p>
       <w:pPr>
-        <w:spacing w:before="0" w:after="40" w:line="264" w:lineRule="exact"/>
+        <w:spacing w:before="0" w:after="60" w:line="269" w:lineRule="exact"/>
         <w:jc w:val="center"/>
       </w:pPr>
       <w:r>
@@ -18,7 +18,7 @@
     </w:p>
     <w:p>
       <w:pPr>
-        <w:spacing w:before="0" w:after="40" w:line="176" w:lineRule="exact"/>
+        <w:spacing w:before="0" w:after="20" w:line="179" w:lineRule="exact"/>
         <w:jc w:val="left"/>
       </w:pPr>
       <w:r>
@@ -27,26 +27,26 @@
           <w:i w:val="0"/>
           <w:sz w:val="16"/>
         </w:rPr>
-        <w:t>Name: _______________________  Date of Surgery: ___________  Frequency: 2-3x/week</w:t>
+        <w:t>Name: _____________________  Diagnosis: _____________________  Date of Surgery: ____________</w:t>
       </w:r>
     </w:p>
     <w:p>
       <w:pPr>
-        <w:spacing w:before="40" w:after="20" w:line="220" w:lineRule="exact"/>
+        <w:spacing w:before="0" w:after="60" w:line="179" w:lineRule="exact"/>
         <w:jc w:val="left"/>
       </w:pPr>
       <w:r>
         <w:rPr>
-          <w:b/>
+          <w:b w:val="0"/>
           <w:i w:val="0"/>
-          <w:sz w:val="20"/>
+          <w:sz w:val="16"/>
         </w:rPr>
-        <w:t>Weeks 0-2:</w:t>
+        <w:t>Frequency: 2-3 times / week</w:t>
       </w:r>
     </w:p>
     <w:p>
       <w:pPr>
-        <w:spacing w:before="0" w:after="40" w:line="198" w:lineRule="exact"/>
+        <w:spacing w:before="0" w:after="40" w:line="202" w:lineRule="exact"/>
         <w:jc w:val="left"/>
       </w:pPr>
       <w:r>
@@ -55,12 +55,54 @@
           <w:i w:val="0"/>
           <w:sz w:val="18"/>
         </w:rPr>
-        <w:t>Period of Protection Sling at all times. Elbow/wrist/hand ROM. Pendulums. No active shoulder motion.</w:t>
+        <w:t>Weeks 0-2: Period of Protection</w:t>
       </w:r>
     </w:p>
     <w:p>
       <w:pPr>
-        <w:spacing w:before="40" w:after="20" w:line="220" w:lineRule="exact"/>
+        <w:spacing w:before="0" w:after="40" w:line="202" w:lineRule="exact"/>
+        <w:jc w:val="left"/>
+      </w:pPr>
+      <w:r>
+        <w:rPr>
+          <w:b w:val="0"/>
+          <w:i w:val="0"/>
+          <w:sz w:val="18"/>
+        </w:rPr>
+        <w:t>Sling at all times.</w:t>
+      </w:r>
+    </w:p>
+    <w:p>
+      <w:pPr>
+        <w:spacing w:before="0" w:after="40" w:line="202" w:lineRule="exact"/>
+        <w:jc w:val="left"/>
+      </w:pPr>
+      <w:r>
+        <w:rPr>
+          <w:b w:val="0"/>
+          <w:i w:val="0"/>
+          <w:sz w:val="18"/>
+        </w:rPr>
+        <w:t>Elbow/wrist/hand ROM. Pendulums.</w:t>
+      </w:r>
+    </w:p>
+    <w:p>
+      <w:pPr>
+        <w:spacing w:before="0" w:after="40" w:line="202" w:lineRule="exact"/>
+        <w:jc w:val="left"/>
+      </w:pPr>
+      <w:r>
+        <w:rPr>
+          <w:b w:val="0"/>
+          <w:i w:val="0"/>
+          <w:sz w:val="18"/>
+        </w:rPr>
+        <w:t>No active shoulder motion.</w:t>
+      </w:r>
+    </w:p>
+    <w:p>
+      <w:pPr>
+        <w:spacing w:before="60" w:after="20" w:line="224" w:lineRule="exact"/>
         <w:jc w:val="left"/>
       </w:pPr>
       <w:r>
@@ -74,7 +116,7 @@
     </w:p>
     <w:p>
       <w:pPr>
-        <w:spacing w:before="0" w:after="40" w:line="198" w:lineRule="exact"/>
+        <w:spacing w:before="0" w:after="40" w:line="202" w:lineRule="exact"/>
         <w:jc w:val="left"/>
       </w:pPr>
       <w:r>
@@ -83,12 +125,26 @@
           <w:i w:val="0"/>
           <w:sz w:val="18"/>
         </w:rPr>
-        <w:t>PROM only: FF to 90-120°, ER to 30°, ABD to 60-80°. Continue sling between therapy sessions.</w:t>
+        <w:t>PROM only: FF to 90-120°, ER to 30°, ABD to 60-80°.</w:t>
       </w:r>
     </w:p>
     <w:p>
       <w:pPr>
-        <w:spacing w:before="40" w:after="20" w:line="220" w:lineRule="exact"/>
+        <w:spacing w:before="0" w:after="40" w:line="202" w:lineRule="exact"/>
+        <w:jc w:val="left"/>
+      </w:pPr>
+      <w:r>
+        <w:rPr>
+          <w:b w:val="0"/>
+          <w:i w:val="0"/>
+          <w:sz w:val="18"/>
+        </w:rPr>
+        <w:t>Continue sling between therapy sessions.</w:t>
+      </w:r>
+    </w:p>
+    <w:p>
+      <w:pPr>
+        <w:spacing w:before="60" w:after="20" w:line="224" w:lineRule="exact"/>
         <w:jc w:val="left"/>
       </w:pPr>
       <w:r>
@@ -102,7 +158,7 @@
     </w:p>
     <w:p>
       <w:pPr>
-        <w:spacing w:before="0" w:after="40" w:line="198" w:lineRule="exact"/>
+        <w:spacing w:before="0" w:after="40" w:line="202" w:lineRule="exact"/>
         <w:jc w:val="left"/>
       </w:pPr>
       <w:r>
@@ -111,12 +167,40 @@
           <w:i w:val="0"/>
           <w:sz w:val="18"/>
         </w:rPr>
-        <w:t>Discontinue sling. Begin AAROM, progress to AROM. Isometrics at 8 weeks.</w:t>
+        <w:t>Discontinue sling.</w:t>
       </w:r>
     </w:p>
     <w:p>
       <w:pPr>
-        <w:spacing w:before="40" w:after="20" w:line="220" w:lineRule="exact"/>
+        <w:spacing w:before="0" w:after="40" w:line="202" w:lineRule="exact"/>
+        <w:jc w:val="left"/>
+      </w:pPr>
+      <w:r>
+        <w:rPr>
+          <w:b w:val="0"/>
+          <w:i w:val="0"/>
+          <w:sz w:val="18"/>
+        </w:rPr>
+        <w:t>Begin AAROM, progress to AROM.</w:t>
+      </w:r>
+    </w:p>
+    <w:p>
+      <w:pPr>
+        <w:spacing w:before="0" w:after="40" w:line="202" w:lineRule="exact"/>
+        <w:jc w:val="left"/>
+      </w:pPr>
+      <w:r>
+        <w:rPr>
+          <w:b w:val="0"/>
+          <w:i w:val="0"/>
+          <w:sz w:val="18"/>
+        </w:rPr>
+        <w:t>Isometrics at 8 weeks.</w:t>
+      </w:r>
+    </w:p>
+    <w:p>
+      <w:pPr>
+        <w:spacing w:before="60" w:after="20" w:line="224" w:lineRule="exact"/>
         <w:jc w:val="left"/>
       </w:pPr>
       <w:r>
@@ -130,7 +214,7 @@
     </w:p>
     <w:p>
       <w:pPr>
-        <w:spacing w:before="0" w:after="40" w:line="198" w:lineRule="exact"/>
+        <w:spacing w:before="0" w:after="40" w:line="202" w:lineRule="exact"/>
         <w:jc w:val="left"/>
       </w:pPr>
       <w:r>
@@ -144,7 +228,7 @@
     </w:p>
     <w:p>
       <w:pPr>
-        <w:spacing w:before="40" w:after="20" w:line="220" w:lineRule="exact"/>
+        <w:spacing w:before="60" w:after="20" w:line="224" w:lineRule="exact"/>
         <w:jc w:val="left"/>
       </w:pPr>
       <w:r>
@@ -158,7 +242,7 @@
     </w:p>
     <w:p>
       <w:pPr>
-        <w:spacing w:before="0" w:after="40" w:line="198" w:lineRule="exact"/>
+        <w:spacing w:before="0" w:after="40" w:line="202" w:lineRule="exact"/>
         <w:jc w:val="left"/>
       </w:pPr>
       <w:r>
@@ -167,12 +251,26 @@
           <w:i w:val="0"/>
           <w:sz w:val="18"/>
         </w:rPr>
-        <w:t>Full strengthening. Return to activity at 4-6 months per radiographic healing.</w:t>
+        <w:t>Full strengthening.</w:t>
       </w:r>
     </w:p>
     <w:p>
       <w:pPr>
-        <w:spacing w:before="60" w:after="20" w:line="154" w:lineRule="exact"/>
+        <w:spacing w:before="0" w:after="40" w:line="202" w:lineRule="exact"/>
+        <w:jc w:val="left"/>
+      </w:pPr>
+      <w:r>
+        <w:rPr>
+          <w:b w:val="0"/>
+          <w:i w:val="0"/>
+          <w:sz w:val="18"/>
+        </w:rPr>
+        <w:t>Return to activity at 4-6 months per radiographic healing.</w:t>
+      </w:r>
+    </w:p>
+    <w:p>
+      <w:pPr>
+        <w:spacing w:before="60" w:after="20" w:line="157" w:lineRule="exact"/>
         <w:jc w:val="left"/>
       </w:pPr>
       <w:r>
@@ -186,7 +284,21 @@
     </w:p>
     <w:p>
       <w:pPr>
-        <w:spacing w:before="0" w:after="0" w:line="176" w:lineRule="exact"/>
+        <w:spacing w:before="60" w:after="0" w:line="134" w:lineRule="exact"/>
+        <w:jc w:val="left"/>
+      </w:pPr>
+      <w:r>
+        <w:rPr>
+          <w:b w:val="0"/>
+          <w:i/>
+          <w:sz w:val="12"/>
+        </w:rPr>
+        <w:t>Primary Reference: Neer CS. Displaced proximal humeral fractures. JBJS Am, 1970; Handoll HH, Brorson S. Interventions for treating proximal humeral fractures in adults. Cochrane Database Syst Rev, 2015.</w:t>
+      </w:r>
+    </w:p>
+    <w:p>
+      <w:pPr>
+        <w:spacing w:before="80" w:after="0" w:line="179" w:lineRule="exact"/>
         <w:jc w:val="left"/>
       </w:pPr>
       <w:r>
@@ -195,7 +307,7 @@
           <w:i w:val="0"/>
           <w:sz w:val="16"/>
         </w:rPr>
-        <w:t>Signature: _____________________________  Date: ______________</w:t>
+        <w:t>Signature: _____________________________   Date: ______________</w:t>
       </w:r>
     </w:p>
     <w:sectPr>
